--- a/Computer Systems Security/Final Project - William Miller-Boccasini.docx
+++ b/Computer Systems Security/Final Project - William Miller-Boccasini.docx
@@ -1,6 +1,6 @@
 
 <file path=word/document.xml><?xml version="1.0" encoding="utf-8"?>
-<w:document xmlns:wpc="http://schemas.microsoft.com/office/word/2010/wordprocessingCanvas" xmlns:cx="http://schemas.microsoft.com/office/drawing/2014/chartex" xmlns:cx1="http://schemas.microsoft.com/office/drawing/2015/9/8/chartex" xmlns:cx2="http://schemas.microsoft.com/office/drawing/2015/10/21/chartex" xmlns:cx3="http://schemas.microsoft.com/office/drawing/2016/5/9/chartex" xmlns:cx4="http://schemas.microsoft.com/office/drawing/2016/5/10/chartex" xmlns:cx5="http://schemas.microsoft.com/office/drawing/2016/5/11/chartex" xmlns:cx6="http://schemas.microsoft.com/office/drawing/2016/5/12/chartex" xmlns:cx7="http://schemas.microsoft.com/office/drawing/2016/5/13/chartex" xmlns:cx8="http://schemas.microsoft.com/office/drawing/2016/5/14/chartex" xmlns:mc="http://schemas.openxmlformats.org/markup-compatibility/2006" xmlns:aink="http://schemas.microsoft.com/office/drawing/2016/ink" xmlns:am3d="http://schemas.microsoft.com/office/drawing/2017/model3d" xmlns:o="urn:schemas-microsoft-com:office:office" xmlns:oel="http://schemas.microsoft.com/office/2019/extlst" xmlns:r="http://schemas.openxmlformats.org/officeDocument/2006/relationships" xmlns:m="http://schemas.openxmlformats.org/officeDocument/2006/math" xmlns:v="urn:schemas-microsoft-com:vml" xmlns:wp14="http://schemas.microsoft.com/office/word/2010/wordprocessingDrawing" xmlns:wp="http://schemas.openxmlformats.org/drawingml/2006/wordprocessingDrawing" xmlns:w10="urn:schemas-microsoft-com:office:word" xmlns:w="http://schemas.openxmlformats.org/wordprocessingml/2006/main" xmlns:w14="http://schemas.microsoft.com/office/word/2010/wordml" xmlns:w15="http://schemas.microsoft.com/office/word/2012/wordml" xmlns:w16cex="http://schemas.microsoft.com/office/word/2018/wordml/cex" xmlns:w16cid="http://schemas.microsoft.com/office/word/2016/wordml/cid" xmlns:w16="http://schemas.microsoft.com/office/word/2018/wordml" xmlns:w16du="http://schemas.microsoft.com/office/word/2023/wordml/word16du" xmlns:w16sdtdh="http://schemas.microsoft.com/office/word/2020/wordml/sdtdatahash" xmlns:w16sdtfl="http://schemas.microsoft.com/office/word/2024/wordml/sdtformatlock" xmlns:w16se="http://schemas.microsoft.com/office/word/2015/wordml/symex" xmlns:wpg="http://schemas.microsoft.com/office/word/2010/wordprocessingGroup" xmlns:wpi="http://schemas.microsoft.com/office/word/2010/wordprocessingInk" xmlns:wne="http://schemas.microsoft.com/office/word/2006/wordml" xmlns:wps="http://schemas.microsoft.com/office/word/2010/wordprocessingShape" mc:Ignorable="w14 w15 w16se w16cid w16 w16cex w16sdtdh w16sdtfl w16du wp14">
+<w:document xmlns:wpc="http://schemas.microsoft.com/office/word/2010/wordprocessingCanvas" xmlns:cx="http://schemas.microsoft.com/office/drawing/2014/chartex" xmlns:cx1="http://schemas.microsoft.com/office/drawing/2015/9/8/chartex" xmlns:cx2="http://schemas.microsoft.com/office/drawing/2015/10/21/chartex" xmlns:cx3="http://schemas.microsoft.com/office/drawing/2016/5/9/chartex" xmlns:cx4="http://schemas.microsoft.com/office/drawing/2016/5/10/chartex" xmlns:cx5="http://schemas.microsoft.com/office/drawing/2016/5/11/chartex" xmlns:cx6="http://schemas.microsoft.com/office/drawing/2016/5/12/chartex" xmlns:cx7="http://schemas.microsoft.com/office/drawing/2016/5/13/chartex" xmlns:cx8="http://schemas.microsoft.com/office/drawing/2016/5/14/chartex" xmlns:mc="http://schemas.openxmlformats.org/markup-compatibility/2006" xmlns:m="http://schemas.openxmlformats.org/officeDocument/2006/math" xmlns:aink="http://schemas.microsoft.com/office/drawing/2016/ink" xmlns:am3d="http://schemas.microsoft.com/office/drawing/2017/model3d" xmlns:oel="http://schemas.microsoft.com/office/2019/extlst" xmlns:r="http://schemas.openxmlformats.org/officeDocument/2006/relationships" xmlns:wp14="http://schemas.microsoft.com/office/word/2010/wordprocessingDrawing" xmlns:wp="http://schemas.openxmlformats.org/drawingml/2006/wordprocessingDrawing" xmlns:wpg="http://schemas.microsoft.com/office/word/2010/wordprocessingGroup" xmlns:wpi="http://schemas.microsoft.com/office/word/2010/wordprocessingInk" xmlns:wps="http://schemas.microsoft.com/office/word/2010/wordprocessingShape" xmlns:o="urn:schemas-microsoft-com:office:office" xmlns:v="urn:schemas-microsoft-com:vml" xmlns:w10="urn:schemas-microsoft-com:office:word" xmlns:w="http://schemas.openxmlformats.org/wordprocessingml/2006/main" xmlns:w14="http://schemas.microsoft.com/office/word/2010/wordml" xmlns:w15="http://schemas.microsoft.com/office/word/2012/wordml" xmlns:w16cex="http://schemas.microsoft.com/office/word/2018/wordml/cex" xmlns:w16cid="http://schemas.microsoft.com/office/word/2016/wordml/cid" xmlns:w16="http://schemas.microsoft.com/office/word/2018/wordml" xmlns:w16sdtdh="http://schemas.microsoft.com/office/word/2020/wordml/sdtdatahash" xmlns:w16sdtfl="http://schemas.microsoft.com/office/word/2024/wordml/sdtformatlock" xmlns:w16se="http://schemas.microsoft.com/office/word/2015/wordml/symex" xmlns:w16du="http://schemas.microsoft.com/office/word/2023/wordml/word16du" xmlns:wne="http://schemas.microsoft.com/office/word/2006/wordml" mc:Ignorable="w14 w15 w16se w16cid w16 w16cex w16sdtdh w16sdtfl w16du wp14">
   <w:body>
     <w:p>
       <w:pPr>
@@ -373,28 +373,8 @@
           <w:sz w:val="32"/>
           <w:szCs w:val="32"/>
         </w:rPr>
-        <w:t xml:space="preserve">Browser Extensions as a Vector of Attack against IoT </w:t>
-      </w:r>
-      <w:proofErr w:type="spellStart"/>
-      <w:r>
-        <w:rPr>
-          <w:rFonts w:ascii="Calibri" w:hAnsi="Calibri"/>
-          <w:b/>
-          <w:sz w:val="32"/>
-          <w:szCs w:val="32"/>
-        </w:rPr>
-        <w:t>Networks</w:t>
-      </w:r>
-      <w:r>
-        <w:rPr>
-          <w:rFonts w:ascii="Calibri" w:hAnsi="Calibri"/>
-          <w:b/>
-          <w:sz w:val="32"/>
-          <w:szCs w:val="32"/>
-        </w:rPr>
-        <w:t>t</w:t>
-      </w:r>
-      <w:proofErr w:type="spellEnd"/>
+        <w:t>Browser Extensions as a Vector of Attack against IoT Networks</w:t>
+      </w:r>
     </w:p>
     <w:p>
       <w:pPr>
@@ -1851,7 +1831,7 @@
           <w:b w:val="0"/>
           <w:sz w:val="24"/>
         </w:rPr>
-        <w:t xml:space="preserve">Many of the resources were culled from the </w:t>
+        <w:t xml:space="preserve">Many of the resources were culled from the Usenix site, which offered many rich insights into the various, relevant technical information to this research topic. Information was also gathered from leading cybersecurity firms and organizations like </w:t>
       </w:r>
       <w:proofErr w:type="spellStart"/>
       <w:r>
@@ -1860,7 +1840,7 @@
           <w:b w:val="0"/>
           <w:sz w:val="24"/>
         </w:rPr>
-        <w:t>Usenix</w:t>
+        <w:t>Crowdstrike</w:t>
       </w:r>
       <w:proofErr w:type="spellEnd"/>
       <w:r>
@@ -1869,24 +1849,6 @@
           <w:b w:val="0"/>
           <w:sz w:val="24"/>
         </w:rPr>
-        <w:t xml:space="preserve"> site, which offered many rich insights into the various, relevant technical information to this research topic. Information was also gathered from leading cybersecurity firms and organizations like </w:t>
-      </w:r>
-      <w:proofErr w:type="spellStart"/>
-      <w:r>
-        <w:rPr>
-          <w:rFonts w:ascii="Times New Roman" w:hAnsi="Times New Roman" w:cs="Times New Roman (Headings CS)"/>
-          <w:b w:val="0"/>
-          <w:sz w:val="24"/>
-        </w:rPr>
-        <w:t>Crowdstrike</w:t>
-      </w:r>
-      <w:proofErr w:type="spellEnd"/>
-      <w:r>
-        <w:rPr>
-          <w:rFonts w:ascii="Times New Roman" w:hAnsi="Times New Roman" w:cs="Times New Roman (Headings CS)"/>
-          <w:b w:val="0"/>
-          <w:sz w:val="24"/>
-        </w:rPr>
         <w:t xml:space="preserve"> and the Cloud Security Alliance. Finally, information was also gathered from more disparate resources like NYU, the course’s assigned textbook, and external sources for published research articles.</w:t>
       </w:r>
     </w:p>
@@ -2297,21 +2259,7 @@
         <w:rPr>
           <w:color w:val="000000"/>
         </w:rPr>
-        <w:t xml:space="preserve">: Leveraging LLM and Crash Reuse for embedded bug unearthing | </w:t>
-      </w:r>
-      <w:proofErr w:type="spellStart"/>
-      <w:r>
-        <w:rPr>
-          <w:color w:val="000000"/>
-        </w:rPr>
-        <w:t>Usenix</w:t>
-      </w:r>
-      <w:proofErr w:type="spellEnd"/>
-      <w:r>
-        <w:rPr>
-          <w:color w:val="000000"/>
-        </w:rPr>
-        <w:t>. https://www.usenix.org/publications/loginonline/fuzzing-busybox-leveraging-llm-and-crash-reuse-embedded-bug-unearthing</w:t>
+        <w:t>: Leveraging LLM and Crash Reuse for embedded bug unearthing | Usenix. https://www.usenix.org/publications/loginonline/fuzzing-busybox-leveraging-llm-and-crash-reuse-embedded-bug-unearthing</w:t>
       </w:r>
       <w:r>
         <w:rPr>
@@ -2415,21 +2363,7 @@
         <w:rPr>
           <w:color w:val="000000"/>
         </w:rPr>
-        <w:t xml:space="preserve">Garg, V., &amp; Kuehn, A. (2021, December). Squeezing the Cybersecurity Lemons – a labeling regime for IOT products | </w:t>
-      </w:r>
-      <w:proofErr w:type="spellStart"/>
-      <w:r>
-        <w:rPr>
-          <w:color w:val="000000"/>
-        </w:rPr>
-        <w:t>Usenix</w:t>
-      </w:r>
-      <w:proofErr w:type="spellEnd"/>
-      <w:r>
-        <w:rPr>
-          <w:color w:val="000000"/>
-        </w:rPr>
-        <w:t>. https://www.usenix.org/publications/loginonline/squeezing-cybersecurity-lemons-%E2%80%93-labeling-regime-iot-products</w:t>
+        <w:t>Garg, V., &amp; Kuehn, A. (2021, December). Squeezing the Cybersecurity Lemons – a labeling regime for IOT products | Usenix. https://www.usenix.org/publications/loginonline/squeezing-cybersecurity-lemons-%E2%80%93-labeling-regime-iot-products</w:t>
       </w:r>
       <w:r>
         <w:rPr>
@@ -2750,21 +2684,7 @@
         <w:rPr>
           <w:color w:val="000000"/>
         </w:rPr>
-        <w:t xml:space="preserve">, M., Fernandes, E., &amp; Ranganathan, A. (2024, October). Gear shift hacks: Uncovering the security risks of wireless technology in professional cycling | </w:t>
-      </w:r>
-      <w:proofErr w:type="spellStart"/>
-      <w:r>
-        <w:rPr>
-          <w:color w:val="000000"/>
-        </w:rPr>
-        <w:t>Usenix</w:t>
-      </w:r>
-      <w:proofErr w:type="spellEnd"/>
-      <w:r>
-        <w:rPr>
-          <w:color w:val="000000"/>
-        </w:rPr>
-        <w:t>. https://www.usenix.org/publications/loginonline/gear-shift-hacks-uncovering-security-risks-wireless-technology-professional</w:t>
+        <w:t>, M., Fernandes, E., &amp; Ranganathan, A. (2024, October). Gear shift hacks: Uncovering the security risks of wireless technology in professional cycling | Usenix. https://www.usenix.org/publications/loginonline/gear-shift-hacks-uncovering-security-risks-wireless-technology-professional</w:t>
       </w:r>
       <w:r>
         <w:rPr>
@@ -2832,21 +2752,7 @@
         <w:rPr>
           <w:color w:val="000000"/>
         </w:rPr>
-        <w:t xml:space="preserve">, B. (2023, March). Mistrust plugins you must: A large-scale study of malicious plugins in WordPress marketplaces | </w:t>
-      </w:r>
-      <w:proofErr w:type="spellStart"/>
-      <w:r>
-        <w:rPr>
-          <w:color w:val="000000"/>
-        </w:rPr>
-        <w:t>Usenix</w:t>
-      </w:r>
-      <w:proofErr w:type="spellEnd"/>
-      <w:r>
-        <w:rPr>
-          <w:color w:val="000000"/>
-        </w:rPr>
-        <w:t>. https://www.usenix.org/publications/loginonline/mistrust-plugins-you-must-large-scale-study-malicious-plugins-wordpress</w:t>
+        <w:t>, B. (2023, March). Mistrust plugins you must: A large-scale study of malicious plugins in WordPress marketplaces | Usenix. https://www.usenix.org/publications/loginonline/mistrust-plugins-you-must-large-scale-study-malicious-plugins-wordpress</w:t>
       </w:r>
       <w:r>
         <w:rPr>
@@ -3077,7 +2983,7 @@
 </file>
 
 <file path=word/endnotes.xml><?xml version="1.0" encoding="utf-8"?>
-<w:endnotes xmlns:wpc="http://schemas.microsoft.com/office/word/2010/wordprocessingCanvas" xmlns:cx="http://schemas.microsoft.com/office/drawing/2014/chartex" xmlns:cx1="http://schemas.microsoft.com/office/drawing/2015/9/8/chartex" xmlns:cx2="http://schemas.microsoft.com/office/drawing/2015/10/21/chartex" xmlns:cx3="http://schemas.microsoft.com/office/drawing/2016/5/9/chartex" xmlns:cx4="http://schemas.microsoft.com/office/drawing/2016/5/10/chartex" xmlns:cx5="http://schemas.microsoft.com/office/drawing/2016/5/11/chartex" xmlns:cx6="http://schemas.microsoft.com/office/drawing/2016/5/12/chartex" xmlns:cx7="http://schemas.microsoft.com/office/drawing/2016/5/13/chartex" xmlns:cx8="http://schemas.microsoft.com/office/drawing/2016/5/14/chartex" xmlns:mc="http://schemas.openxmlformats.org/markup-compatibility/2006" xmlns:aink="http://schemas.microsoft.com/office/drawing/2016/ink" xmlns:am3d="http://schemas.microsoft.com/office/drawing/2017/model3d" xmlns:o="urn:schemas-microsoft-com:office:office" xmlns:oel="http://schemas.microsoft.com/office/2019/extlst" xmlns:r="http://schemas.openxmlformats.org/officeDocument/2006/relationships" xmlns:m="http://schemas.openxmlformats.org/officeDocument/2006/math" xmlns:v="urn:schemas-microsoft-com:vml" xmlns:wp14="http://schemas.microsoft.com/office/word/2010/wordprocessingDrawing" xmlns:wp="http://schemas.openxmlformats.org/drawingml/2006/wordprocessingDrawing" xmlns:w10="urn:schemas-microsoft-com:office:word" xmlns:w="http://schemas.openxmlformats.org/wordprocessingml/2006/main" xmlns:w14="http://schemas.microsoft.com/office/word/2010/wordml" xmlns:w15="http://schemas.microsoft.com/office/word/2012/wordml" xmlns:w16cex="http://schemas.microsoft.com/office/word/2018/wordml/cex" xmlns:w16cid="http://schemas.microsoft.com/office/word/2016/wordml/cid" xmlns:w16="http://schemas.microsoft.com/office/word/2018/wordml" xmlns:w16du="http://schemas.microsoft.com/office/word/2023/wordml/word16du" xmlns:w16sdtdh="http://schemas.microsoft.com/office/word/2020/wordml/sdtdatahash" xmlns:w16sdtfl="http://schemas.microsoft.com/office/word/2024/wordml/sdtformatlock" xmlns:w16se="http://schemas.microsoft.com/office/word/2015/wordml/symex" xmlns:wpg="http://schemas.microsoft.com/office/word/2010/wordprocessingGroup" xmlns:wpi="http://schemas.microsoft.com/office/word/2010/wordprocessingInk" xmlns:wne="http://schemas.microsoft.com/office/word/2006/wordml" xmlns:wps="http://schemas.microsoft.com/office/word/2010/wordprocessingShape" mc:Ignorable="w14 w15 w16se w16cid w16 w16cex w16sdtdh w16sdtfl w16du wp14">
+<w:endnotes xmlns:wpc="http://schemas.microsoft.com/office/word/2010/wordprocessingCanvas" xmlns:cx="http://schemas.microsoft.com/office/drawing/2014/chartex" xmlns:cx1="http://schemas.microsoft.com/office/drawing/2015/9/8/chartex" xmlns:cx2="http://schemas.microsoft.com/office/drawing/2015/10/21/chartex" xmlns:cx3="http://schemas.microsoft.com/office/drawing/2016/5/9/chartex" xmlns:cx4="http://schemas.microsoft.com/office/drawing/2016/5/10/chartex" xmlns:cx5="http://schemas.microsoft.com/office/drawing/2016/5/11/chartex" xmlns:cx6="http://schemas.microsoft.com/office/drawing/2016/5/12/chartex" xmlns:cx7="http://schemas.microsoft.com/office/drawing/2016/5/13/chartex" xmlns:cx8="http://schemas.microsoft.com/office/drawing/2016/5/14/chartex" xmlns:mc="http://schemas.openxmlformats.org/markup-compatibility/2006" xmlns:m="http://schemas.openxmlformats.org/officeDocument/2006/math" xmlns:aink="http://schemas.microsoft.com/office/drawing/2016/ink" xmlns:am3d="http://schemas.microsoft.com/office/drawing/2017/model3d" xmlns:oel="http://schemas.microsoft.com/office/2019/extlst" xmlns:r="http://schemas.openxmlformats.org/officeDocument/2006/relationships" xmlns:wp14="http://schemas.microsoft.com/office/word/2010/wordprocessingDrawing" xmlns:wp="http://schemas.openxmlformats.org/drawingml/2006/wordprocessingDrawing" xmlns:wpg="http://schemas.microsoft.com/office/word/2010/wordprocessingGroup" xmlns:wpi="http://schemas.microsoft.com/office/word/2010/wordprocessingInk" xmlns:wps="http://schemas.microsoft.com/office/word/2010/wordprocessingShape" xmlns:o="urn:schemas-microsoft-com:office:office" xmlns:v="urn:schemas-microsoft-com:vml" xmlns:w10="urn:schemas-microsoft-com:office:word" xmlns:w="http://schemas.openxmlformats.org/wordprocessingml/2006/main" xmlns:w14="http://schemas.microsoft.com/office/word/2010/wordml" xmlns:w15="http://schemas.microsoft.com/office/word/2012/wordml" xmlns:w16cex="http://schemas.microsoft.com/office/word/2018/wordml/cex" xmlns:w16cid="http://schemas.microsoft.com/office/word/2016/wordml/cid" xmlns:w16="http://schemas.microsoft.com/office/word/2018/wordml" xmlns:w16sdtdh="http://schemas.microsoft.com/office/word/2020/wordml/sdtdatahash" xmlns:w16sdtfl="http://schemas.microsoft.com/office/word/2024/wordml/sdtformatlock" xmlns:w16se="http://schemas.microsoft.com/office/word/2015/wordml/symex" xmlns:w16du="http://schemas.microsoft.com/office/word/2023/wordml/word16du" xmlns:wne="http://schemas.microsoft.com/office/word/2006/wordml" mc:Ignorable="w14 w15 w16se w16cid w16 w16cex w16sdtdh w16sdtfl w16du wp14">
   <w:endnote w:type="separator" w:id="-1">
     <w:p>
       <w:r>
@@ -3099,7 +3005,7 @@
 </file>
 
 <file path=word/footer1.xml><?xml version="1.0" encoding="utf-8"?>
-<w:ftr xmlns:wpc="http://schemas.microsoft.com/office/word/2010/wordprocessingCanvas" xmlns:cx="http://schemas.microsoft.com/office/drawing/2014/chartex" xmlns:cx1="http://schemas.microsoft.com/office/drawing/2015/9/8/chartex" xmlns:cx2="http://schemas.microsoft.com/office/drawing/2015/10/21/chartex" xmlns:cx3="http://schemas.microsoft.com/office/drawing/2016/5/9/chartex" xmlns:cx4="http://schemas.microsoft.com/office/drawing/2016/5/10/chartex" xmlns:cx5="http://schemas.microsoft.com/office/drawing/2016/5/11/chartex" xmlns:cx6="http://schemas.microsoft.com/office/drawing/2016/5/12/chartex" xmlns:cx7="http://schemas.microsoft.com/office/drawing/2016/5/13/chartex" xmlns:cx8="http://schemas.microsoft.com/office/drawing/2016/5/14/chartex" xmlns:mc="http://schemas.openxmlformats.org/markup-compatibility/2006" xmlns:aink="http://schemas.microsoft.com/office/drawing/2016/ink" xmlns:am3d="http://schemas.microsoft.com/office/drawing/2017/model3d" xmlns:o="urn:schemas-microsoft-com:office:office" xmlns:oel="http://schemas.microsoft.com/office/2019/extlst" xmlns:r="http://schemas.openxmlformats.org/officeDocument/2006/relationships" xmlns:m="http://schemas.openxmlformats.org/officeDocument/2006/math" xmlns:v="urn:schemas-microsoft-com:vml" xmlns:wp14="http://schemas.microsoft.com/office/word/2010/wordprocessingDrawing" xmlns:wp="http://schemas.openxmlformats.org/drawingml/2006/wordprocessingDrawing" xmlns:w10="urn:schemas-microsoft-com:office:word" xmlns:w="http://schemas.openxmlformats.org/wordprocessingml/2006/main" xmlns:w14="http://schemas.microsoft.com/office/word/2010/wordml" xmlns:w15="http://schemas.microsoft.com/office/word/2012/wordml" xmlns:w16cex="http://schemas.microsoft.com/office/word/2018/wordml/cex" xmlns:w16cid="http://schemas.microsoft.com/office/word/2016/wordml/cid" xmlns:w16="http://schemas.microsoft.com/office/word/2018/wordml" xmlns:w16du="http://schemas.microsoft.com/office/word/2023/wordml/word16du" xmlns:w16sdtdh="http://schemas.microsoft.com/office/word/2020/wordml/sdtdatahash" xmlns:w16sdtfl="http://schemas.microsoft.com/office/word/2024/wordml/sdtformatlock" xmlns:w16se="http://schemas.microsoft.com/office/word/2015/wordml/symex" xmlns:wpg="http://schemas.microsoft.com/office/word/2010/wordprocessingGroup" xmlns:wpi="http://schemas.microsoft.com/office/word/2010/wordprocessingInk" xmlns:wne="http://schemas.microsoft.com/office/word/2006/wordml" xmlns:wps="http://schemas.microsoft.com/office/word/2010/wordprocessingShape" mc:Ignorable="w14 w15 w16se w16cid w16 w16cex w16sdtdh w16sdtfl w16du wp14">
+<w:ftr xmlns:wpc="http://schemas.microsoft.com/office/word/2010/wordprocessingCanvas" xmlns:cx="http://schemas.microsoft.com/office/drawing/2014/chartex" xmlns:cx1="http://schemas.microsoft.com/office/drawing/2015/9/8/chartex" xmlns:cx2="http://schemas.microsoft.com/office/drawing/2015/10/21/chartex" xmlns:cx3="http://schemas.microsoft.com/office/drawing/2016/5/9/chartex" xmlns:cx4="http://schemas.microsoft.com/office/drawing/2016/5/10/chartex" xmlns:cx5="http://schemas.microsoft.com/office/drawing/2016/5/11/chartex" xmlns:cx6="http://schemas.microsoft.com/office/drawing/2016/5/12/chartex" xmlns:cx7="http://schemas.microsoft.com/office/drawing/2016/5/13/chartex" xmlns:cx8="http://schemas.microsoft.com/office/drawing/2016/5/14/chartex" xmlns:mc="http://schemas.openxmlformats.org/markup-compatibility/2006" xmlns:m="http://schemas.openxmlformats.org/officeDocument/2006/math" xmlns:aink="http://schemas.microsoft.com/office/drawing/2016/ink" xmlns:am3d="http://schemas.microsoft.com/office/drawing/2017/model3d" xmlns:oel="http://schemas.microsoft.com/office/2019/extlst" xmlns:r="http://schemas.openxmlformats.org/officeDocument/2006/relationships" xmlns:wp14="http://schemas.microsoft.com/office/word/2010/wordprocessingDrawing" xmlns:wp="http://schemas.openxmlformats.org/drawingml/2006/wordprocessingDrawing" xmlns:wpg="http://schemas.microsoft.com/office/word/2010/wordprocessingGroup" xmlns:wpi="http://schemas.microsoft.com/office/word/2010/wordprocessingInk" xmlns:wps="http://schemas.microsoft.com/office/word/2010/wordprocessingShape" xmlns:o="urn:schemas-microsoft-com:office:office" xmlns:v="urn:schemas-microsoft-com:vml" xmlns:w10="urn:schemas-microsoft-com:office:word" xmlns:w="http://schemas.openxmlformats.org/wordprocessingml/2006/main" xmlns:w14="http://schemas.microsoft.com/office/word/2010/wordml" xmlns:w15="http://schemas.microsoft.com/office/word/2012/wordml" xmlns:w16cex="http://schemas.microsoft.com/office/word/2018/wordml/cex" xmlns:w16cid="http://schemas.microsoft.com/office/word/2016/wordml/cid" xmlns:w16="http://schemas.microsoft.com/office/word/2018/wordml" xmlns:w16sdtdh="http://schemas.microsoft.com/office/word/2020/wordml/sdtdatahash" xmlns:w16sdtfl="http://schemas.microsoft.com/office/word/2024/wordml/sdtformatlock" xmlns:w16se="http://schemas.microsoft.com/office/word/2015/wordml/symex" xmlns:w16du="http://schemas.microsoft.com/office/word/2023/wordml/word16du" xmlns:wne="http://schemas.microsoft.com/office/word/2006/wordml" mc:Ignorable="w14 w15 w16se w16cid w16 w16cex w16sdtdh w16sdtfl w16du wp14">
   <w:sdt>
     <w:sdtPr>
       <w:id w:val="395790925"/>
@@ -3152,7 +3058,7 @@
 </file>
 
 <file path=word/footnotes.xml><?xml version="1.0" encoding="utf-8"?>
-<w:footnotes xmlns:wpc="http://schemas.microsoft.com/office/word/2010/wordprocessingCanvas" xmlns:cx="http://schemas.microsoft.com/office/drawing/2014/chartex" xmlns:cx1="http://schemas.microsoft.com/office/drawing/2015/9/8/chartex" xmlns:cx2="http://schemas.microsoft.com/office/drawing/2015/10/21/chartex" xmlns:cx3="http://schemas.microsoft.com/office/drawing/2016/5/9/chartex" xmlns:cx4="http://schemas.microsoft.com/office/drawing/2016/5/10/chartex" xmlns:cx5="http://schemas.microsoft.com/office/drawing/2016/5/11/chartex" xmlns:cx6="http://schemas.microsoft.com/office/drawing/2016/5/12/chartex" xmlns:cx7="http://schemas.microsoft.com/office/drawing/2016/5/13/chartex" xmlns:cx8="http://schemas.microsoft.com/office/drawing/2016/5/14/chartex" xmlns:mc="http://schemas.openxmlformats.org/markup-compatibility/2006" xmlns:aink="http://schemas.microsoft.com/office/drawing/2016/ink" xmlns:am3d="http://schemas.microsoft.com/office/drawing/2017/model3d" xmlns:o="urn:schemas-microsoft-com:office:office" xmlns:oel="http://schemas.microsoft.com/office/2019/extlst" xmlns:r="http://schemas.openxmlformats.org/officeDocument/2006/relationships" xmlns:m="http://schemas.openxmlformats.org/officeDocument/2006/math" xmlns:v="urn:schemas-microsoft-com:vml" xmlns:wp14="http://schemas.microsoft.com/office/word/2010/wordprocessingDrawing" xmlns:wp="http://schemas.openxmlformats.org/drawingml/2006/wordprocessingDrawing" xmlns:w10="urn:schemas-microsoft-com:office:word" xmlns:w="http://schemas.openxmlformats.org/wordprocessingml/2006/main" xmlns:w14="http://schemas.microsoft.com/office/word/2010/wordml" xmlns:w15="http://schemas.microsoft.com/office/word/2012/wordml" xmlns:w16cex="http://schemas.microsoft.com/office/word/2018/wordml/cex" xmlns:w16cid="http://schemas.microsoft.com/office/word/2016/wordml/cid" xmlns:w16="http://schemas.microsoft.com/office/word/2018/wordml" xmlns:w16du="http://schemas.microsoft.com/office/word/2023/wordml/word16du" xmlns:w16sdtdh="http://schemas.microsoft.com/office/word/2020/wordml/sdtdatahash" xmlns:w16sdtfl="http://schemas.microsoft.com/office/word/2024/wordml/sdtformatlock" xmlns:w16se="http://schemas.microsoft.com/office/word/2015/wordml/symex" xmlns:wpg="http://schemas.microsoft.com/office/word/2010/wordprocessingGroup" xmlns:wpi="http://schemas.microsoft.com/office/word/2010/wordprocessingInk" xmlns:wne="http://schemas.microsoft.com/office/word/2006/wordml" xmlns:wps="http://schemas.microsoft.com/office/word/2010/wordprocessingShape" mc:Ignorable="w14 w15 w16se w16cid w16 w16cex w16sdtdh w16sdtfl w16du wp14">
+<w:footnotes xmlns:wpc="http://schemas.microsoft.com/office/word/2010/wordprocessingCanvas" xmlns:cx="http://schemas.microsoft.com/office/drawing/2014/chartex" xmlns:cx1="http://schemas.microsoft.com/office/drawing/2015/9/8/chartex" xmlns:cx2="http://schemas.microsoft.com/office/drawing/2015/10/21/chartex" xmlns:cx3="http://schemas.microsoft.com/office/drawing/2016/5/9/chartex" xmlns:cx4="http://schemas.microsoft.com/office/drawing/2016/5/10/chartex" xmlns:cx5="http://schemas.microsoft.com/office/drawing/2016/5/11/chartex" xmlns:cx6="http://schemas.microsoft.com/office/drawing/2016/5/12/chartex" xmlns:cx7="http://schemas.microsoft.com/office/drawing/2016/5/13/chartex" xmlns:cx8="http://schemas.microsoft.com/office/drawing/2016/5/14/chartex" xmlns:mc="http://schemas.openxmlformats.org/markup-compatibility/2006" xmlns:m="http://schemas.openxmlformats.org/officeDocument/2006/math" xmlns:aink="http://schemas.microsoft.com/office/drawing/2016/ink" xmlns:am3d="http://schemas.microsoft.com/office/drawing/2017/model3d" xmlns:oel="http://schemas.microsoft.com/office/2019/extlst" xmlns:r="http://schemas.openxmlformats.org/officeDocument/2006/relationships" xmlns:wp14="http://schemas.microsoft.com/office/word/2010/wordprocessingDrawing" xmlns:wp="http://schemas.openxmlformats.org/drawingml/2006/wordprocessingDrawing" xmlns:wpg="http://schemas.microsoft.com/office/word/2010/wordprocessingGroup" xmlns:wpi="http://schemas.microsoft.com/office/word/2010/wordprocessingInk" xmlns:wps="http://schemas.microsoft.com/office/word/2010/wordprocessingShape" xmlns:o="urn:schemas-microsoft-com:office:office" xmlns:v="urn:schemas-microsoft-com:vml" xmlns:w10="urn:schemas-microsoft-com:office:word" xmlns:w="http://schemas.openxmlformats.org/wordprocessingml/2006/main" xmlns:w14="http://schemas.microsoft.com/office/word/2010/wordml" xmlns:w15="http://schemas.microsoft.com/office/word/2012/wordml" xmlns:w16cex="http://schemas.microsoft.com/office/word/2018/wordml/cex" xmlns:w16cid="http://schemas.microsoft.com/office/word/2016/wordml/cid" xmlns:w16="http://schemas.microsoft.com/office/word/2018/wordml" xmlns:w16sdtdh="http://schemas.microsoft.com/office/word/2020/wordml/sdtdatahash" xmlns:w16sdtfl="http://schemas.microsoft.com/office/word/2024/wordml/sdtformatlock" xmlns:w16se="http://schemas.microsoft.com/office/word/2015/wordml/symex" xmlns:w16du="http://schemas.microsoft.com/office/word/2023/wordml/word16du" xmlns:wne="http://schemas.microsoft.com/office/word/2006/wordml" mc:Ignorable="w14 w15 w16se w16cid w16 w16cex w16sdtdh w16sdtfl w16du wp14">
   <w:footnote w:type="separator" w:id="-1">
     <w:p>
       <w:r>
@@ -3174,7 +3080,7 @@
 </file>
 
 <file path=word/header1.xml><?xml version="1.0" encoding="utf-8"?>
-<w:hdr xmlns:wpc="http://schemas.microsoft.com/office/word/2010/wordprocessingCanvas" xmlns:cx="http://schemas.microsoft.com/office/drawing/2014/chartex" xmlns:cx1="http://schemas.microsoft.com/office/drawing/2015/9/8/chartex" xmlns:cx2="http://schemas.microsoft.com/office/drawing/2015/10/21/chartex" xmlns:cx3="http://schemas.microsoft.com/office/drawing/2016/5/9/chartex" xmlns:cx4="http://schemas.microsoft.com/office/drawing/2016/5/10/chartex" xmlns:cx5="http://schemas.microsoft.com/office/drawing/2016/5/11/chartex" xmlns:cx6="http://schemas.microsoft.com/office/drawing/2016/5/12/chartex" xmlns:cx7="http://schemas.microsoft.com/office/drawing/2016/5/13/chartex" xmlns:cx8="http://schemas.microsoft.com/office/drawing/2016/5/14/chartex" xmlns:mc="http://schemas.openxmlformats.org/markup-compatibility/2006" xmlns:aink="http://schemas.microsoft.com/office/drawing/2016/ink" xmlns:am3d="http://schemas.microsoft.com/office/drawing/2017/model3d" xmlns:o="urn:schemas-microsoft-com:office:office" xmlns:oel="http://schemas.microsoft.com/office/2019/extlst" xmlns:r="http://schemas.openxmlformats.org/officeDocument/2006/relationships" xmlns:m="http://schemas.openxmlformats.org/officeDocument/2006/math" xmlns:v="urn:schemas-microsoft-com:vml" xmlns:wp14="http://schemas.microsoft.com/office/word/2010/wordprocessingDrawing" xmlns:wp="http://schemas.openxmlformats.org/drawingml/2006/wordprocessingDrawing" xmlns:w10="urn:schemas-microsoft-com:office:word" xmlns:w="http://schemas.openxmlformats.org/wordprocessingml/2006/main" xmlns:w14="http://schemas.microsoft.com/office/word/2010/wordml" xmlns:w15="http://schemas.microsoft.com/office/word/2012/wordml" xmlns:w16cex="http://schemas.microsoft.com/office/word/2018/wordml/cex" xmlns:w16cid="http://schemas.microsoft.com/office/word/2016/wordml/cid" xmlns:w16="http://schemas.microsoft.com/office/word/2018/wordml" xmlns:w16du="http://schemas.microsoft.com/office/word/2023/wordml/word16du" xmlns:w16sdtdh="http://schemas.microsoft.com/office/word/2020/wordml/sdtdatahash" xmlns:w16sdtfl="http://schemas.microsoft.com/office/word/2024/wordml/sdtformatlock" xmlns:w16se="http://schemas.microsoft.com/office/word/2015/wordml/symex" xmlns:wpg="http://schemas.microsoft.com/office/word/2010/wordprocessingGroup" xmlns:wpi="http://schemas.microsoft.com/office/word/2010/wordprocessingInk" xmlns:wne="http://schemas.microsoft.com/office/word/2006/wordml" xmlns:wps="http://schemas.microsoft.com/office/word/2010/wordprocessingShape" mc:Ignorable="w14 w15 w16se w16cid w16 w16cex w16sdtdh w16sdtfl w16du wp14">
+<w:hdr xmlns:wpc="http://schemas.microsoft.com/office/word/2010/wordprocessingCanvas" xmlns:cx="http://schemas.microsoft.com/office/drawing/2014/chartex" xmlns:cx1="http://schemas.microsoft.com/office/drawing/2015/9/8/chartex" xmlns:cx2="http://schemas.microsoft.com/office/drawing/2015/10/21/chartex" xmlns:cx3="http://schemas.microsoft.com/office/drawing/2016/5/9/chartex" xmlns:cx4="http://schemas.microsoft.com/office/drawing/2016/5/10/chartex" xmlns:cx5="http://schemas.microsoft.com/office/drawing/2016/5/11/chartex" xmlns:cx6="http://schemas.microsoft.com/office/drawing/2016/5/12/chartex" xmlns:cx7="http://schemas.microsoft.com/office/drawing/2016/5/13/chartex" xmlns:cx8="http://schemas.microsoft.com/office/drawing/2016/5/14/chartex" xmlns:mc="http://schemas.openxmlformats.org/markup-compatibility/2006" xmlns:m="http://schemas.openxmlformats.org/officeDocument/2006/math" xmlns:aink="http://schemas.microsoft.com/office/drawing/2016/ink" xmlns:am3d="http://schemas.microsoft.com/office/drawing/2017/model3d" xmlns:oel="http://schemas.microsoft.com/office/2019/extlst" xmlns:r="http://schemas.openxmlformats.org/officeDocument/2006/relationships" xmlns:wp14="http://schemas.microsoft.com/office/word/2010/wordprocessingDrawing" xmlns:wp="http://schemas.openxmlformats.org/drawingml/2006/wordprocessingDrawing" xmlns:wpg="http://schemas.microsoft.com/office/word/2010/wordprocessingGroup" xmlns:wpi="http://schemas.microsoft.com/office/word/2010/wordprocessingInk" xmlns:wps="http://schemas.microsoft.com/office/word/2010/wordprocessingShape" xmlns:o="urn:schemas-microsoft-com:office:office" xmlns:v="urn:schemas-microsoft-com:vml" xmlns:w10="urn:schemas-microsoft-com:office:word" xmlns:w="http://schemas.openxmlformats.org/wordprocessingml/2006/main" xmlns:w14="http://schemas.microsoft.com/office/word/2010/wordml" xmlns:w15="http://schemas.microsoft.com/office/word/2012/wordml" xmlns:w16cex="http://schemas.microsoft.com/office/word/2018/wordml/cex" xmlns:w16cid="http://schemas.microsoft.com/office/word/2016/wordml/cid" xmlns:w16="http://schemas.microsoft.com/office/word/2018/wordml" xmlns:w16sdtdh="http://schemas.microsoft.com/office/word/2020/wordml/sdtdatahash" xmlns:w16sdtfl="http://schemas.microsoft.com/office/word/2024/wordml/sdtformatlock" xmlns:w16se="http://schemas.microsoft.com/office/word/2015/wordml/symex" xmlns:w16du="http://schemas.microsoft.com/office/word/2023/wordml/word16du" xmlns:wne="http://schemas.microsoft.com/office/word/2006/wordml" mc:Ignorable="w14 w15 w16se w16cid w16 w16cex w16sdtdh w16sdtfl w16du wp14">
   <w:p>
     <w:pPr>
       <w:pStyle w:val="Header"/>
@@ -3200,7 +3106,7 @@
 </file>
 
 <file path=word/numbering.xml><?xml version="1.0" encoding="utf-8"?>
-<w:numbering xmlns:wpc="http://schemas.microsoft.com/office/word/2010/wordprocessingCanvas" xmlns:cx="http://schemas.microsoft.com/office/drawing/2014/chartex" xmlns:cx1="http://schemas.microsoft.com/office/drawing/2015/9/8/chartex" xmlns:cx2="http://schemas.microsoft.com/office/drawing/2015/10/21/chartex" xmlns:cx3="http://schemas.microsoft.com/office/drawing/2016/5/9/chartex" xmlns:cx4="http://schemas.microsoft.com/office/drawing/2016/5/10/chartex" xmlns:cx5="http://schemas.microsoft.com/office/drawing/2016/5/11/chartex" xmlns:cx6="http://schemas.microsoft.com/office/drawing/2016/5/12/chartex" xmlns:cx7="http://schemas.microsoft.com/office/drawing/2016/5/13/chartex" xmlns:cx8="http://schemas.microsoft.com/office/drawing/2016/5/14/chartex" xmlns:mc="http://schemas.openxmlformats.org/markup-compatibility/2006" xmlns:aink="http://schemas.microsoft.com/office/drawing/2016/ink" xmlns:am3d="http://schemas.microsoft.com/office/drawing/2017/model3d" xmlns:o="urn:schemas-microsoft-com:office:office" xmlns:oel="http://schemas.microsoft.com/office/2019/extlst" xmlns:r="http://schemas.openxmlformats.org/officeDocument/2006/relationships" xmlns:m="http://schemas.openxmlformats.org/officeDocument/2006/math" xmlns:v="urn:schemas-microsoft-com:vml" xmlns:wp14="http://schemas.microsoft.com/office/word/2010/wordprocessingDrawing" xmlns:wp="http://schemas.openxmlformats.org/drawingml/2006/wordprocessingDrawing" xmlns:w10="urn:schemas-microsoft-com:office:word" xmlns:w="http://schemas.openxmlformats.org/wordprocessingml/2006/main" xmlns:w14="http://schemas.microsoft.com/office/word/2010/wordml" xmlns:w15="http://schemas.microsoft.com/office/word/2012/wordml" xmlns:w16cex="http://schemas.microsoft.com/office/word/2018/wordml/cex" xmlns:w16cid="http://schemas.microsoft.com/office/word/2016/wordml/cid" xmlns:w16="http://schemas.microsoft.com/office/word/2018/wordml" xmlns:w16du="http://schemas.microsoft.com/office/word/2023/wordml/word16du" xmlns:w16sdtdh="http://schemas.microsoft.com/office/word/2020/wordml/sdtdatahash" xmlns:w16sdtfl="http://schemas.microsoft.com/office/word/2024/wordml/sdtformatlock" xmlns:w16se="http://schemas.microsoft.com/office/word/2015/wordml/symex" xmlns:wpg="http://schemas.microsoft.com/office/word/2010/wordprocessingGroup" xmlns:wpi="http://schemas.microsoft.com/office/word/2010/wordprocessingInk" xmlns:wne="http://schemas.microsoft.com/office/word/2006/wordml" xmlns:wps="http://schemas.microsoft.com/office/word/2010/wordprocessingShape" mc:Ignorable="w14 w15 w16se w16cid w16 w16cex w16sdtdh w16sdtfl w16du wp14">
+<w:numbering xmlns:wpc="http://schemas.microsoft.com/office/word/2010/wordprocessingCanvas" xmlns:cx="http://schemas.microsoft.com/office/drawing/2014/chartex" xmlns:cx1="http://schemas.microsoft.com/office/drawing/2015/9/8/chartex" xmlns:cx2="http://schemas.microsoft.com/office/drawing/2015/10/21/chartex" xmlns:cx3="http://schemas.microsoft.com/office/drawing/2016/5/9/chartex" xmlns:cx4="http://schemas.microsoft.com/office/drawing/2016/5/10/chartex" xmlns:cx5="http://schemas.microsoft.com/office/drawing/2016/5/11/chartex" xmlns:cx6="http://schemas.microsoft.com/office/drawing/2016/5/12/chartex" xmlns:cx7="http://schemas.microsoft.com/office/drawing/2016/5/13/chartex" xmlns:cx8="http://schemas.microsoft.com/office/drawing/2016/5/14/chartex" xmlns:mc="http://schemas.openxmlformats.org/markup-compatibility/2006" xmlns:m="http://schemas.openxmlformats.org/officeDocument/2006/math" xmlns:aink="http://schemas.microsoft.com/office/drawing/2016/ink" xmlns:am3d="http://schemas.microsoft.com/office/drawing/2017/model3d" xmlns:oel="http://schemas.microsoft.com/office/2019/extlst" xmlns:r="http://schemas.openxmlformats.org/officeDocument/2006/relationships" xmlns:wp14="http://schemas.microsoft.com/office/word/2010/wordprocessingDrawing" xmlns:wp="http://schemas.openxmlformats.org/drawingml/2006/wordprocessingDrawing" xmlns:wpg="http://schemas.microsoft.com/office/word/2010/wordprocessingGroup" xmlns:wpi="http://schemas.microsoft.com/office/word/2010/wordprocessingInk" xmlns:wps="http://schemas.microsoft.com/office/word/2010/wordprocessingShape" xmlns:o="urn:schemas-microsoft-com:office:office" xmlns:v="urn:schemas-microsoft-com:vml" xmlns:w10="urn:schemas-microsoft-com:office:word" xmlns:w="http://schemas.openxmlformats.org/wordprocessingml/2006/main" xmlns:w14="http://schemas.microsoft.com/office/word/2010/wordml" xmlns:w15="http://schemas.microsoft.com/office/word/2012/wordml" xmlns:w16cex="http://schemas.microsoft.com/office/word/2018/wordml/cex" xmlns:w16cid="http://schemas.microsoft.com/office/word/2016/wordml/cid" xmlns:w16="http://schemas.microsoft.com/office/word/2018/wordml" xmlns:w16sdtdh="http://schemas.microsoft.com/office/word/2020/wordml/sdtdatahash" xmlns:w16sdtfl="http://schemas.microsoft.com/office/word/2024/wordml/sdtformatlock" xmlns:w16se="http://schemas.microsoft.com/office/word/2015/wordml/symex" xmlns:w16du="http://schemas.microsoft.com/office/word/2023/wordml/word16du" xmlns:wne="http://schemas.microsoft.com/office/word/2006/wordml" mc:Ignorable="w14 w15 w16se w16cid w16 w16cex w16sdtdh w16sdtfl w16du wp14">
   <w:abstractNum w:abstractNumId="0" w15:restartNumberingAfterBreak="0">
     <w:nsid w:val="014E3245"/>
     <w:multiLevelType w:val="hybridMultilevel"/>
@@ -6928,7 +6834,7 @@
 </file>
 
 <file path=word/styles.xml><?xml version="1.0" encoding="utf-8"?>
-<w:styles xmlns:mc="http://schemas.openxmlformats.org/markup-compatibility/2006" xmlns:r="http://schemas.openxmlformats.org/officeDocument/2006/relationships" xmlns:w="http://schemas.openxmlformats.org/wordprocessingml/2006/main" xmlns:w14="http://schemas.microsoft.com/office/word/2010/wordml" xmlns:w15="http://schemas.microsoft.com/office/word/2012/wordml" xmlns:w16cex="http://schemas.microsoft.com/office/word/2018/wordml/cex" xmlns:w16cid="http://schemas.microsoft.com/office/word/2016/wordml/cid" xmlns:w16="http://schemas.microsoft.com/office/word/2018/wordml" xmlns:w16du="http://schemas.microsoft.com/office/word/2023/wordml/word16du" xmlns:w16sdtdh="http://schemas.microsoft.com/office/word/2020/wordml/sdtdatahash" xmlns:w16sdtfl="http://schemas.microsoft.com/office/word/2024/wordml/sdtformatlock" xmlns:w16se="http://schemas.microsoft.com/office/word/2015/wordml/symex" mc:Ignorable="w14 w15 w16se w16cid w16 w16cex w16sdtdh w16sdtfl w16du">
+<w:styles xmlns:mc="http://schemas.openxmlformats.org/markup-compatibility/2006" xmlns:r="http://schemas.openxmlformats.org/officeDocument/2006/relationships" xmlns:w="http://schemas.openxmlformats.org/wordprocessingml/2006/main" xmlns:w14="http://schemas.microsoft.com/office/word/2010/wordml" xmlns:w15="http://schemas.microsoft.com/office/word/2012/wordml" xmlns:w16cex="http://schemas.microsoft.com/office/word/2018/wordml/cex" xmlns:w16cid="http://schemas.microsoft.com/office/word/2016/wordml/cid" xmlns:w16="http://schemas.microsoft.com/office/word/2018/wordml" xmlns:w16sdtdh="http://schemas.microsoft.com/office/word/2020/wordml/sdtdatahash" xmlns:w16sdtfl="http://schemas.microsoft.com/office/word/2024/wordml/sdtformatlock" xmlns:w16se="http://schemas.microsoft.com/office/word/2015/wordml/symex" xmlns:w16du="http://schemas.microsoft.com/office/word/2023/wordml/word16du" mc:Ignorable="w14 w15 w16se w16cid w16 w16cex w16sdtdh w16sdtfl w16du">
   <w:docDefaults>
     <w:rPrDefault>
       <w:rPr>
